--- a/TP3/CETINKAYA_FADHLOUNE.docx
+++ b/TP3/CETINKAYA_FADHLOUNE.docx
@@ -260,7 +260,7 @@
           </w:pPr>
           <w:bookmarkStart w:id="0" w:name="_Toc218602570"/>
           <w:bookmarkStart w:id="1" w:name="_Toc218602614"/>
-          <w:bookmarkStart w:id="2" w:name="_Toc218603373"/>
+          <w:bookmarkStart w:id="2" w:name="_Toc218607393"/>
           <w:r>
             <w:rPr>
               <w:color w:val="auto"/>
@@ -351,7 +351,7 @@
             </w:rPr>
             <w:fldChar w:fldCharType="separate"/>
           </w:r>
-          <w:hyperlink w:anchor="_Toc218603373" w:history="1">
+          <w:hyperlink w:anchor="_Toc218607393" w:history="1">
             <w:r>
               <w:rPr>
                 <w:rStyle w:val="Lienhypertexte"/>
@@ -378,7 +378,7 @@
                 <w:noProof/>
                 <w:webHidden/>
               </w:rPr>
-              <w:instrText xml:space="preserve"> PAGEREF _Toc218603373 \h </w:instrText>
+              <w:instrText xml:space="preserve"> PAGEREF _Toc218607393 \h </w:instrText>
             </w:r>
             <w:r>
               <w:rPr>
@@ -421,13 +421,13 @@
               <w:lang w:eastAsia="fr-FR"/>
             </w:rPr>
           </w:pPr>
-          <w:hyperlink w:anchor="_Toc218603374" w:history="1">
+          <w:hyperlink w:anchor="_Toc218607394" w:history="1">
             <w:r>
               <w:rPr>
                 <w:rStyle w:val="Lienhypertexte"/>
                 <w:noProof/>
               </w:rPr>
-              <w:t>Partie 1 - TRAVAIL A FAIRE N°1</w:t>
+              <w:t>TRAVAIL A FAIRE N°1</w:t>
             </w:r>
             <w:r>
               <w:rPr>
@@ -448,7 +448,7 @@
                 <w:noProof/>
                 <w:webHidden/>
               </w:rPr>
-              <w:instrText xml:space="preserve"> PAGEREF _Toc218603374 \h </w:instrText>
+              <w:instrText xml:space="preserve"> PAGEREF _Toc218607394 \h </w:instrText>
             </w:r>
             <w:r>
               <w:rPr>
@@ -491,7 +491,7 @@
               <w:lang w:eastAsia="fr-FR"/>
             </w:rPr>
           </w:pPr>
-          <w:hyperlink w:anchor="_Toc218603375" w:history="1">
+          <w:hyperlink w:anchor="_Toc218607395" w:history="1">
             <w:r>
               <w:rPr>
                 <w:rStyle w:val="Lienhypertexte"/>
@@ -518,7 +518,7 @@
                 <w:noProof/>
                 <w:webHidden/>
               </w:rPr>
-              <w:instrText xml:space="preserve"> PAGEREF _Toc218603375 \h </w:instrText>
+              <w:instrText xml:space="preserve"> PAGEREF _Toc218607395 \h </w:instrText>
             </w:r>
             <w:r>
               <w:rPr>
@@ -561,7 +561,7 @@
               <w:lang w:eastAsia="fr-FR"/>
             </w:rPr>
           </w:pPr>
-          <w:hyperlink w:anchor="_Toc218603376" w:history="1">
+          <w:hyperlink w:anchor="_Toc218607396" w:history="1">
             <w:r>
               <w:rPr>
                 <w:rStyle w:val="Lienhypertexte"/>
@@ -588,7 +588,7 @@
                 <w:noProof/>
                 <w:webHidden/>
               </w:rPr>
-              <w:instrText xml:space="preserve"> PAGEREF _Toc218603376 \h </w:instrText>
+              <w:instrText xml:space="preserve"> PAGEREF _Toc218607396 \h </w:instrText>
             </w:r>
             <w:r>
               <w:rPr>
@@ -631,7 +631,7 @@
               <w:lang w:eastAsia="fr-FR"/>
             </w:rPr>
           </w:pPr>
-          <w:hyperlink w:anchor="_Toc218603377" w:history="1">
+          <w:hyperlink w:anchor="_Toc218607397" w:history="1">
             <w:r>
               <w:rPr>
                 <w:rStyle w:val="Lienhypertexte"/>
@@ -658,7 +658,7 @@
                 <w:noProof/>
                 <w:webHidden/>
               </w:rPr>
-              <w:instrText xml:space="preserve"> PAGEREF _Toc218603377 \h </w:instrText>
+              <w:instrText xml:space="preserve"> PAGEREF _Toc218607397 \h </w:instrText>
             </w:r>
             <w:r>
               <w:rPr>
@@ -701,7 +701,7 @@
               <w:lang w:eastAsia="fr-FR"/>
             </w:rPr>
           </w:pPr>
-          <w:hyperlink w:anchor="_Toc218603378" w:history="1">
+          <w:hyperlink w:anchor="_Toc218607398" w:history="1">
             <w:r>
               <w:rPr>
                 <w:rStyle w:val="Lienhypertexte"/>
@@ -728,7 +728,7 @@
                 <w:noProof/>
                 <w:webHidden/>
               </w:rPr>
-              <w:instrText xml:space="preserve"> PAGEREF _Toc218603378 \h </w:instrText>
+              <w:instrText xml:space="preserve"> PAGEREF _Toc218607398 \h </w:instrText>
             </w:r>
             <w:r>
               <w:rPr>
@@ -771,7 +771,7 @@
               <w:lang w:eastAsia="fr-FR"/>
             </w:rPr>
           </w:pPr>
-          <w:hyperlink w:anchor="_Toc218603379" w:history="1">
+          <w:hyperlink w:anchor="_Toc218607399" w:history="1">
             <w:r>
               <w:rPr>
                 <w:rStyle w:val="Lienhypertexte"/>
@@ -798,7 +798,7 @@
                 <w:noProof/>
                 <w:webHidden/>
               </w:rPr>
-              <w:instrText xml:space="preserve"> PAGEREF _Toc218603379 \h </w:instrText>
+              <w:instrText xml:space="preserve"> PAGEREF _Toc218607399 \h </w:instrText>
             </w:r>
             <w:r>
               <w:rPr>
@@ -841,13 +841,13 @@
               <w:lang w:eastAsia="fr-FR"/>
             </w:rPr>
           </w:pPr>
-          <w:hyperlink w:anchor="_Toc218603380" w:history="1">
+          <w:hyperlink w:anchor="_Toc218607400" w:history="1">
             <w:r>
               <w:rPr>
                 <w:rStyle w:val="Lienhypertexte"/>
                 <w:noProof/>
               </w:rPr>
-              <w:t>Partie 2</w:t>
+              <w:t>TRAVAIL A FAIRE N°2</w:t>
             </w:r>
             <w:r>
               <w:rPr>
@@ -868,7 +868,7 @@
                 <w:noProof/>
                 <w:webHidden/>
               </w:rPr>
-              <w:instrText xml:space="preserve"> PAGEREF _Toc218603380 \h </w:instrText>
+              <w:instrText xml:space="preserve"> PAGEREF _Toc218607400 \h </w:instrText>
             </w:r>
             <w:r>
               <w:rPr>
@@ -911,7 +911,7 @@
               <w:lang w:eastAsia="fr-FR"/>
             </w:rPr>
           </w:pPr>
-          <w:hyperlink w:anchor="_Toc218603381" w:history="1">
+          <w:hyperlink w:anchor="_Toc218607401" w:history="1">
             <w:r>
               <w:rPr>
                 <w:rStyle w:val="Lienhypertexte"/>
@@ -938,7 +938,7 @@
                 <w:noProof/>
                 <w:webHidden/>
               </w:rPr>
-              <w:instrText xml:space="preserve"> PAGEREF _Toc218603381 \h </w:instrText>
+              <w:instrText xml:space="preserve"> PAGEREF _Toc218607401 \h </w:instrText>
             </w:r>
             <w:r>
               <w:rPr>
@@ -981,7 +981,7 @@
               <w:lang w:eastAsia="fr-FR"/>
             </w:rPr>
           </w:pPr>
-          <w:hyperlink w:anchor="_Toc218603382" w:history="1">
+          <w:hyperlink w:anchor="_Toc218607402" w:history="1">
             <w:r>
               <w:rPr>
                 <w:rStyle w:val="Lienhypertexte"/>
@@ -1008,7 +1008,7 @@
                 <w:noProof/>
                 <w:webHidden/>
               </w:rPr>
-              <w:instrText xml:space="preserve"> PAGEREF _Toc218603382 \h </w:instrText>
+              <w:instrText xml:space="preserve"> PAGEREF _Toc218607402 \h </w:instrText>
             </w:r>
             <w:r>
               <w:rPr>
@@ -1051,7 +1051,7 @@
               <w:lang w:eastAsia="fr-FR"/>
             </w:rPr>
           </w:pPr>
-          <w:hyperlink w:anchor="_Toc218603383" w:history="1">
+          <w:hyperlink w:anchor="_Toc218607403" w:history="1">
             <w:r>
               <w:rPr>
                 <w:rStyle w:val="Lienhypertexte"/>
@@ -1078,7 +1078,7 @@
                 <w:noProof/>
                 <w:webHidden/>
               </w:rPr>
-              <w:instrText xml:space="preserve"> PAGEREF _Toc218603383 \h </w:instrText>
+              <w:instrText xml:space="preserve"> PAGEREF _Toc218607403 \h </w:instrText>
             </w:r>
             <w:r>
               <w:rPr>
@@ -1111,6 +1111,216 @@
         </w:p>
         <w:p>
           <w:pPr>
+            <w:pStyle w:val="TM4"/>
+            <w:tabs>
+              <w:tab w:val="right" w:leader="dot" w:pos="9062"/>
+            </w:tabs>
+            <w:rPr>
+              <w:rFonts w:eastAsiaTheme="minorEastAsia"/>
+              <w:noProof/>
+              <w:lang w:eastAsia="fr-FR"/>
+            </w:rPr>
+          </w:pPr>
+          <w:hyperlink w:anchor="_Toc218607404" w:history="1">
+            <w:r>
+              <w:rPr>
+                <w:rStyle w:val="Lienhypertexte"/>
+                <w:noProof/>
+              </w:rPr>
+              <w:t>1.3 Requêtes adaptées aux différents types de visualisations</w:t>
+            </w:r>
+            <w:r>
+              <w:rPr>
+                <w:noProof/>
+                <w:webHidden/>
+              </w:rPr>
+              <w:tab/>
+            </w:r>
+            <w:r>
+              <w:rPr>
+                <w:noProof/>
+                <w:webHidden/>
+              </w:rPr>
+              <w:fldChar w:fldCharType="begin"/>
+            </w:r>
+            <w:r>
+              <w:rPr>
+                <w:noProof/>
+                <w:webHidden/>
+              </w:rPr>
+              <w:instrText xml:space="preserve"> PAGEREF _Toc218607404 \h </w:instrText>
+            </w:r>
+            <w:r>
+              <w:rPr>
+                <w:noProof/>
+                <w:webHidden/>
+              </w:rPr>
+            </w:r>
+            <w:r>
+              <w:rPr>
+                <w:noProof/>
+                <w:webHidden/>
+              </w:rPr>
+              <w:fldChar w:fldCharType="separate"/>
+            </w:r>
+            <w:r>
+              <w:rPr>
+                <w:noProof/>
+                <w:webHidden/>
+              </w:rPr>
+              <w:t>8</w:t>
+            </w:r>
+            <w:r>
+              <w:rPr>
+                <w:noProof/>
+                <w:webHidden/>
+              </w:rPr>
+              <w:fldChar w:fldCharType="end"/>
+            </w:r>
+          </w:hyperlink>
+        </w:p>
+        <w:p>
+          <w:pPr>
+            <w:pStyle w:val="TM4"/>
+            <w:tabs>
+              <w:tab w:val="right" w:leader="dot" w:pos="9062"/>
+            </w:tabs>
+            <w:rPr>
+              <w:rFonts w:eastAsiaTheme="minorEastAsia"/>
+              <w:noProof/>
+              <w:lang w:eastAsia="fr-FR"/>
+            </w:rPr>
+          </w:pPr>
+          <w:hyperlink w:anchor="_Toc218607405" w:history="1">
+            <w:r>
+              <w:rPr>
+                <w:rStyle w:val="Lienhypertexte"/>
+                <w:noProof/>
+              </w:rPr>
+              <w:t>2.1 Monitoring de températures</w:t>
+            </w:r>
+            <w:r>
+              <w:rPr>
+                <w:noProof/>
+                <w:webHidden/>
+              </w:rPr>
+              <w:tab/>
+            </w:r>
+            <w:r>
+              <w:rPr>
+                <w:noProof/>
+                <w:webHidden/>
+              </w:rPr>
+              <w:fldChar w:fldCharType="begin"/>
+            </w:r>
+            <w:r>
+              <w:rPr>
+                <w:noProof/>
+                <w:webHidden/>
+              </w:rPr>
+              <w:instrText xml:space="preserve"> PAGEREF _Toc218607405 \h </w:instrText>
+            </w:r>
+            <w:r>
+              <w:rPr>
+                <w:noProof/>
+                <w:webHidden/>
+              </w:rPr>
+            </w:r>
+            <w:r>
+              <w:rPr>
+                <w:noProof/>
+                <w:webHidden/>
+              </w:rPr>
+              <w:fldChar w:fldCharType="separate"/>
+            </w:r>
+            <w:r>
+              <w:rPr>
+                <w:noProof/>
+                <w:webHidden/>
+              </w:rPr>
+              <w:t>9</w:t>
+            </w:r>
+            <w:r>
+              <w:rPr>
+                <w:noProof/>
+                <w:webHidden/>
+              </w:rPr>
+              <w:fldChar w:fldCharType="end"/>
+            </w:r>
+          </w:hyperlink>
+        </w:p>
+        <w:p>
+          <w:pPr>
+            <w:pStyle w:val="TM2"/>
+            <w:tabs>
+              <w:tab w:val="right" w:leader="dot" w:pos="9062"/>
+            </w:tabs>
+            <w:rPr>
+              <w:rFonts w:eastAsiaTheme="minorEastAsia"/>
+              <w:noProof/>
+              <w:lang w:eastAsia="fr-FR"/>
+            </w:rPr>
+          </w:pPr>
+          <w:hyperlink w:anchor="_Toc218607406" w:history="1">
+            <w:r>
+              <w:rPr>
+                <w:rStyle w:val="Lienhypertexte"/>
+                <w:noProof/>
+              </w:rPr>
+              <w:t>Conclusion</w:t>
+            </w:r>
+            <w:r>
+              <w:rPr>
+                <w:noProof/>
+                <w:webHidden/>
+              </w:rPr>
+              <w:tab/>
+            </w:r>
+            <w:r>
+              <w:rPr>
+                <w:noProof/>
+                <w:webHidden/>
+              </w:rPr>
+              <w:fldChar w:fldCharType="begin"/>
+            </w:r>
+            <w:r>
+              <w:rPr>
+                <w:noProof/>
+                <w:webHidden/>
+              </w:rPr>
+              <w:instrText xml:space="preserve"> PAGEREF _Toc218607406 \h </w:instrText>
+            </w:r>
+            <w:r>
+              <w:rPr>
+                <w:noProof/>
+                <w:webHidden/>
+              </w:rPr>
+            </w:r>
+            <w:r>
+              <w:rPr>
+                <w:noProof/>
+                <w:webHidden/>
+              </w:rPr>
+              <w:fldChar w:fldCharType="separate"/>
+            </w:r>
+            <w:r>
+              <w:rPr>
+                <w:noProof/>
+                <w:webHidden/>
+              </w:rPr>
+              <w:t>10</w:t>
+            </w:r>
+            <w:r>
+              <w:rPr>
+                <w:noProof/>
+                <w:webHidden/>
+              </w:rPr>
+              <w:fldChar w:fldCharType="end"/>
+            </w:r>
+          </w:hyperlink>
+        </w:p>
+        <w:p>
+          <w:pPr>
             <w:rPr>
               <w:sz w:val="20"/>
               <w:szCs w:val="20"/>
@@ -1187,24 +1397,12 @@
               <w:color w:val="auto"/>
             </w:rPr>
           </w:pPr>
-          <w:bookmarkStart w:id="3" w:name="_Toc218603374"/>
+          <w:bookmarkStart w:id="3" w:name="_Toc218607394"/>
           <w:r>
             <w:rPr>
               <w:color w:val="auto"/>
             </w:rPr>
             <w:lastRenderedPageBreak/>
-            <w:t>Partie 1</w:t>
-          </w:r>
-          <w:r>
-            <w:rPr>
-              <w:color w:val="auto"/>
-            </w:rPr>
-            <w:t xml:space="preserve"> - </w:t>
-          </w:r>
-          <w:r>
-            <w:rPr>
-              <w:color w:val="auto"/>
-            </w:rPr>
             <w:t>TRAVAIL A FAIRE N°1</w:t>
           </w:r>
           <w:bookmarkEnd w:id="3"/>
@@ -1218,7 +1416,7 @@
           </w:pPr>
           <w:bookmarkStart w:id="4" w:name="_Toc218602572"/>
           <w:bookmarkStart w:id="5" w:name="_Toc218602616"/>
-          <w:bookmarkStart w:id="6" w:name="_Toc218603375"/>
+          <w:bookmarkStart w:id="6" w:name="_Toc218607395"/>
           <w:r>
             <w:rPr>
               <w:color w:val="auto"/>
@@ -1233,7 +1431,7 @@
           <w:pPr>
             <w:pStyle w:val="Titre4"/>
           </w:pPr>
-          <w:bookmarkStart w:id="7" w:name="_Toc218603376"/>
+          <w:bookmarkStart w:id="7" w:name="_Toc218607396"/>
           <w:r>
             <w:t>1.1 Définition et contexte</w:t>
           </w:r>
@@ -1258,7 +1456,7 @@
           <w:pPr>
             <w:pStyle w:val="Titre4"/>
           </w:pPr>
-          <w:bookmarkStart w:id="8" w:name="_Toc218603377"/>
+          <w:bookmarkStart w:id="8" w:name="_Toc218607397"/>
           <w:r>
             <w:t>1.2 Concepts fondamentaux</w:t>
           </w:r>
@@ -1344,7 +1542,23 @@
               <w:sz w:val="20"/>
               <w:szCs w:val="20"/>
             </w:rPr>
-            <w:t>Les tags représentent des métadonnées indexées utilisées pour filtrer et grouper les données. Ils sont stockés sous forme de paires clé-valeur et constituent un élément clé de l'optimisation des performances dans InfluxDB.</w:t>
+            <w:t xml:space="preserve">Les tags représentent des métadonnées indexées utilisées pour filtrer et grouper les données. Ils sont </w:t>
+          </w:r>
+          <w:proofErr w:type="gramStart"/>
+          <w:r>
+            <w:rPr>
+              <w:sz w:val="20"/>
+              <w:szCs w:val="20"/>
+            </w:rPr>
+            <w:t>stockés</w:t>
+          </w:r>
+          <w:proofErr w:type="gramEnd"/>
+          <w:r>
+            <w:rPr>
+              <w:sz w:val="20"/>
+              <w:szCs w:val="20"/>
+            </w:rPr>
+            <w:t xml:space="preserve"> sous forme de paires clé-valeur et constituent un élément clé de l'optimisation des performances dans InfluxDB.</w:t>
           </w:r>
         </w:p>
         <w:p>
@@ -1712,12 +1926,21 @@
               <w:szCs w:val="20"/>
             </w:rPr>
           </w:pPr>
-          <w:r>
-            <w:rPr>
-              <w:sz w:val="20"/>
-              <w:szCs w:val="20"/>
-            </w:rPr>
-            <w:t>measurement,tag1=value1,tag2=value2 field1=value1,field2=value2 timestamp</w:t>
+          <w:proofErr w:type="gramStart"/>
+          <w:r>
+            <w:rPr>
+              <w:sz w:val="20"/>
+              <w:szCs w:val="20"/>
+            </w:rPr>
+            <w:t>measurement,tag</w:t>
+          </w:r>
+          <w:proofErr w:type="gramEnd"/>
+          <w:r>
+            <w:rPr>
+              <w:sz w:val="20"/>
+              <w:szCs w:val="20"/>
+            </w:rPr>
+            <w:t>1=value1,tag2=value2 field1=value1,field2=value2 timestamp</w:t>
           </w:r>
         </w:p>
         <w:p>
@@ -1742,12 +1965,21 @@
               <w:szCs w:val="20"/>
             </w:rPr>
           </w:pPr>
-          <w:r>
-            <w:rPr>
-              <w:sz w:val="20"/>
-              <w:szCs w:val="20"/>
-            </w:rPr>
-            <w:t>temperature,location=paris,sensor_id=001 value=23.5,humidity=65 1609459200000000000</w:t>
+          <w:proofErr w:type="gramStart"/>
+          <w:r>
+            <w:rPr>
+              <w:sz w:val="20"/>
+              <w:szCs w:val="20"/>
+            </w:rPr>
+            <w:t>temperature,location</w:t>
+          </w:r>
+          <w:proofErr w:type="gramEnd"/>
+          <w:r>
+            <w:rPr>
+              <w:sz w:val="20"/>
+              <w:szCs w:val="20"/>
+            </w:rPr>
+            <w:t>=paris,sensor_id=001 value=23.5,humidity=65 1609459200000000000</w:t>
           </w:r>
         </w:p>
         <w:p>
@@ -1930,7 +2162,7 @@
           </w:pPr>
           <w:bookmarkStart w:id="9" w:name="_Toc218602573"/>
           <w:bookmarkStart w:id="10" w:name="_Toc218602617"/>
-          <w:bookmarkStart w:id="11" w:name="_Toc218603378"/>
+          <w:bookmarkStart w:id="11" w:name="_Toc218607398"/>
           <w:r>
             <w:lastRenderedPageBreak/>
             <w:t>2. Guidelines concernant le design d'une base InfluxDB</w:t>
@@ -1943,7 +2175,7 @@
           <w:pPr>
             <w:pStyle w:val="Titre4"/>
           </w:pPr>
-          <w:bookmarkStart w:id="12" w:name="_Toc218603379"/>
+          <w:bookmarkStart w:id="12" w:name="_Toc218607399"/>
           <w:r>
             <w:t>2.1 Principes fondamentaux de conception</w:t>
           </w:r>
@@ -2217,12 +2449,21 @@
               <w:szCs w:val="20"/>
             </w:rPr>
           </w:pPr>
-          <w:r>
-            <w:rPr>
-              <w:sz w:val="20"/>
-              <w:szCs w:val="20"/>
-            </w:rPr>
-            <w:t>temperature,location=paris,device=sensor01 value=23.5,unit="celsius" 1609459200</w:t>
+          <w:proofErr w:type="gramStart"/>
+          <w:r>
+            <w:rPr>
+              <w:sz w:val="20"/>
+              <w:szCs w:val="20"/>
+            </w:rPr>
+            <w:t>temperature,location</w:t>
+          </w:r>
+          <w:proofErr w:type="gramEnd"/>
+          <w:r>
+            <w:rPr>
+              <w:sz w:val="20"/>
+              <w:szCs w:val="20"/>
+            </w:rPr>
+            <w:t>=paris,device=sensor01 value=23.5,unit="celsius" 1609459200</w:t>
           </w:r>
         </w:p>
         <w:p>
@@ -2252,12 +2493,21 @@
               <w:szCs w:val="20"/>
             </w:rPr>
           </w:pPr>
-          <w:r>
-            <w:rPr>
-              <w:sz w:val="20"/>
-              <w:szCs w:val="20"/>
-            </w:rPr>
-            <w:t>location et device sont des tags (utilisés pour filtrage/groupage)</w:t>
+          <w:proofErr w:type="gramStart"/>
+          <w:r>
+            <w:rPr>
+              <w:sz w:val="20"/>
+              <w:szCs w:val="20"/>
+            </w:rPr>
+            <w:t>location</w:t>
+          </w:r>
+          <w:proofErr w:type="gramEnd"/>
+          <w:r>
+            <w:rPr>
+              <w:sz w:val="20"/>
+              <w:szCs w:val="20"/>
+            </w:rPr>
+            <w:t> et device sont des tags (utilisés pour filtrage/groupage)</w:t>
           </w:r>
         </w:p>
         <w:p>
@@ -2272,12 +2522,21 @@
               <w:szCs w:val="20"/>
             </w:rPr>
           </w:pPr>
-          <w:r>
-            <w:rPr>
-              <w:sz w:val="20"/>
-              <w:szCs w:val="20"/>
-            </w:rPr>
-            <w:t>value et unit sont des fields (valeurs mesurées)</w:t>
+          <w:proofErr w:type="gramStart"/>
+          <w:r>
+            <w:rPr>
+              <w:sz w:val="20"/>
+              <w:szCs w:val="20"/>
+            </w:rPr>
+            <w:t>value</w:t>
+          </w:r>
+          <w:proofErr w:type="gramEnd"/>
+          <w:r>
+            <w:rPr>
+              <w:sz w:val="20"/>
+              <w:szCs w:val="20"/>
+            </w:rPr>
+            <w:t> et unit sont des fields (valeurs mesurées)</w:t>
           </w:r>
         </w:p>
         <w:p>
@@ -2811,6 +3070,7 @@
             </w:rPr>
           </w:pPr>
           <w:proofErr w:type="spellStart"/>
+          <w:proofErr w:type="gramStart"/>
           <w:r>
             <w:rPr>
               <w:sz w:val="20"/>
@@ -2819,6 +3079,7 @@
             <w:t>cpu,host</w:t>
           </w:r>
           <w:proofErr w:type="spellEnd"/>
+          <w:proofErr w:type="gramEnd"/>
           <w:r>
             <w:rPr>
               <w:sz w:val="20"/>
@@ -2835,6 +3096,7 @@
             </w:rPr>
           </w:pPr>
           <w:proofErr w:type="spellStart"/>
+          <w:proofErr w:type="gramStart"/>
           <w:r>
             <w:rPr>
               <w:sz w:val="20"/>
@@ -2843,6 +3105,7 @@
             <w:t>memory,host</w:t>
           </w:r>
           <w:proofErr w:type="spellEnd"/>
+          <w:proofErr w:type="gramEnd"/>
           <w:r>
             <w:rPr>
               <w:sz w:val="20"/>
@@ -3219,12 +3482,21 @@
             </w:rPr>
           </w:pPr>
           <w:proofErr w:type="spellStart"/>
-          <w:r>
-            <w:rPr>
-              <w:sz w:val="20"/>
-              <w:szCs w:val="20"/>
-            </w:rPr>
-            <w:t>measurement_name</w:t>
+          <w:proofErr w:type="gramStart"/>
+          <w:r>
+            <w:rPr>
+              <w:sz w:val="20"/>
+              <w:szCs w:val="20"/>
+            </w:rPr>
+            <w:t>measurement</w:t>
+          </w:r>
+          <w:proofErr w:type="gramEnd"/>
+          <w:r>
+            <w:rPr>
+              <w:sz w:val="20"/>
+              <w:szCs w:val="20"/>
+            </w:rPr>
+            <w:t>_name</w:t>
           </w:r>
           <w:proofErr w:type="spellEnd"/>
           <w:r>
@@ -3248,7 +3520,23 @@
               <w:sz w:val="20"/>
               <w:szCs w:val="20"/>
             </w:rPr>
-            <w:t xml:space="preserve">  tag1=value1,      // Cardinalité faible</w:t>
+            <w:t xml:space="preserve">  </w:t>
+          </w:r>
+          <w:proofErr w:type="gramStart"/>
+          <w:r>
+            <w:rPr>
+              <w:sz w:val="20"/>
+              <w:szCs w:val="20"/>
+            </w:rPr>
+            <w:t>tag</w:t>
+          </w:r>
+          <w:proofErr w:type="gramEnd"/>
+          <w:r>
+            <w:rPr>
+              <w:sz w:val="20"/>
+              <w:szCs w:val="20"/>
+            </w:rPr>
+            <w:t>1=value1,      // Cardinalité faible</w:t>
           </w:r>
         </w:p>
         <w:p>
@@ -3264,7 +3552,23 @@
               <w:sz w:val="20"/>
               <w:szCs w:val="20"/>
             </w:rPr>
-            <w:t xml:space="preserve">  tag2=value2,      // Cardinalité faible</w:t>
+            <w:t xml:space="preserve">  </w:t>
+          </w:r>
+          <w:proofErr w:type="gramStart"/>
+          <w:r>
+            <w:rPr>
+              <w:sz w:val="20"/>
+              <w:szCs w:val="20"/>
+            </w:rPr>
+            <w:t>tag</w:t>
+          </w:r>
+          <w:proofErr w:type="gramEnd"/>
+          <w:r>
+            <w:rPr>
+              <w:sz w:val="20"/>
+              <w:szCs w:val="20"/>
+            </w:rPr>
+            <w:t>2=value2,      // Cardinalité faible</w:t>
           </w:r>
         </w:p>
         <w:p>
@@ -3280,7 +3584,23 @@
               <w:sz w:val="20"/>
               <w:szCs w:val="20"/>
             </w:rPr>
-            <w:t xml:space="preserve">  tag3=value3       // Cardinalité faible</w:t>
+            <w:t xml:space="preserve">  </w:t>
+          </w:r>
+          <w:proofErr w:type="gramStart"/>
+          <w:r>
+            <w:rPr>
+              <w:sz w:val="20"/>
+              <w:szCs w:val="20"/>
+            </w:rPr>
+            <w:t>tag</w:t>
+          </w:r>
+          <w:proofErr w:type="gramEnd"/>
+          <w:r>
+            <w:rPr>
+              <w:sz w:val="20"/>
+              <w:szCs w:val="20"/>
+            </w:rPr>
+            <w:t>3=value3       // Cardinalité faible</w:t>
           </w:r>
         </w:p>
         <w:p>
@@ -3291,12 +3611,21 @@
               <w:szCs w:val="20"/>
             </w:rPr>
           </w:pPr>
-          <w:r>
-            <w:rPr>
-              <w:sz w:val="20"/>
-              <w:szCs w:val="20"/>
-            </w:rPr>
-            <w:t>field1=value1,      // Valeur mesurée</w:t>
+          <w:proofErr w:type="gramStart"/>
+          <w:r>
+            <w:rPr>
+              <w:sz w:val="20"/>
+              <w:szCs w:val="20"/>
+            </w:rPr>
+            <w:t>field</w:t>
+          </w:r>
+          <w:proofErr w:type="gramEnd"/>
+          <w:r>
+            <w:rPr>
+              <w:sz w:val="20"/>
+              <w:szCs w:val="20"/>
+            </w:rPr>
+            <w:t>1=value1,      // Valeur mesurée</w:t>
           </w:r>
         </w:p>
         <w:p>
@@ -3307,12 +3636,21 @@
               <w:szCs w:val="20"/>
             </w:rPr>
           </w:pPr>
-          <w:r>
-            <w:rPr>
-              <w:sz w:val="20"/>
-              <w:szCs w:val="20"/>
-            </w:rPr>
-            <w:t>field2=value2,      // Valeur mesurée</w:t>
+          <w:proofErr w:type="gramStart"/>
+          <w:r>
+            <w:rPr>
+              <w:sz w:val="20"/>
+              <w:szCs w:val="20"/>
+            </w:rPr>
+            <w:t>field</w:t>
+          </w:r>
+          <w:proofErr w:type="gramEnd"/>
+          <w:r>
+            <w:rPr>
+              <w:sz w:val="20"/>
+              <w:szCs w:val="20"/>
+            </w:rPr>
+            <w:t>2=value2,      // Valeur mesurée</w:t>
           </w:r>
         </w:p>
         <w:p>
@@ -3323,6 +3661,7 @@
               <w:szCs w:val="20"/>
             </w:rPr>
           </w:pPr>
+          <w:proofErr w:type="gramStart"/>
           <w:r>
             <w:rPr>
               <w:sz w:val="20"/>
@@ -3330,6 +3669,7 @@
             </w:rPr>
             <w:t>timestamp</w:t>
           </w:r>
+          <w:proofErr w:type="gramEnd"/>
         </w:p>
         <w:p>
           <w:pPr>
@@ -3702,33 +4042,45 @@
         <w:p>
           <w:pPr>
             <w:pStyle w:val="Titre2"/>
-          </w:pPr>
-          <w:bookmarkStart w:id="13" w:name="_Toc218603380"/>
-          <w:r>
+            <w:rPr>
+              <w:color w:val="auto"/>
+            </w:rPr>
+          </w:pPr>
+          <w:bookmarkStart w:id="13" w:name="_Toc218602576"/>
+          <w:bookmarkStart w:id="14" w:name="_Toc218602620"/>
+          <w:bookmarkStart w:id="15" w:name="_Toc218607400"/>
+          <w:r>
+            <w:rPr>
+              <w:color w:val="auto"/>
+            </w:rPr>
             <w:lastRenderedPageBreak/>
-            <w:t>Partie 2</w:t>
+            <w:t>TRAVAIL A FAIRE N°</w:t>
+          </w:r>
+          <w:r>
+            <w:rPr>
+              <w:color w:val="auto"/>
+            </w:rPr>
+            <w:t>2</w:t>
+          </w:r>
+          <w:bookmarkEnd w:id="15"/>
+        </w:p>
+        <w:p>
+          <w:pPr>
+            <w:pStyle w:val="Titre3"/>
+          </w:pPr>
+          <w:bookmarkStart w:id="16" w:name="_Toc218607401"/>
+          <w:r>
+            <w:t>1. Requêtes Flux et visualisation de données</w:t>
           </w:r>
           <w:bookmarkEnd w:id="13"/>
-        </w:p>
-        <w:p>
-          <w:pPr>
-            <w:pStyle w:val="Titre3"/>
-          </w:pPr>
-          <w:bookmarkStart w:id="14" w:name="_Toc218602576"/>
-          <w:bookmarkStart w:id="15" w:name="_Toc218602620"/>
-          <w:bookmarkStart w:id="16" w:name="_Toc218603381"/>
-          <w:r>
-            <w:t>1. Requêtes Flux et visualisation de données</w:t>
-          </w:r>
           <w:bookmarkEnd w:id="14"/>
-          <w:bookmarkEnd w:id="15"/>
           <w:bookmarkEnd w:id="16"/>
         </w:p>
         <w:p>
           <w:pPr>
             <w:pStyle w:val="Titre4"/>
           </w:pPr>
-          <w:bookmarkStart w:id="17" w:name="_Toc218603382"/>
+          <w:bookmarkStart w:id="17" w:name="_Toc218607402"/>
           <w:r>
             <w:t>1.1 Introduction au langage Flux</w:t>
           </w:r>
@@ -3753,7 +4105,7 @@
           <w:pPr>
             <w:pStyle w:val="Titre4"/>
           </w:pPr>
-          <w:bookmarkStart w:id="18" w:name="_Toc218603383"/>
+          <w:bookmarkStart w:id="18" w:name="_Toc218607403"/>
           <w:r>
             <w:t>1.2 Exemples de requêtes Flux</w:t>
           </w:r>
@@ -4232,9 +4584,11 @@
           <w:pPr>
             <w:pStyle w:val="Titre4"/>
           </w:pPr>
+          <w:bookmarkStart w:id="19" w:name="_Toc218607404"/>
           <w:r>
             <w:t>1.3 Requêtes adaptées aux différents types de visualisations</w:t>
           </w:r>
+          <w:bookmarkEnd w:id="19"/>
         </w:p>
         <w:p>
           <w:pPr>
@@ -4530,6 +4884,7 @@
           <w:pPr>
             <w:pStyle w:val="Titre4"/>
           </w:pPr>
+          <w:bookmarkStart w:id="20" w:name="_Toc218607405"/>
           <w:r>
             <w:lastRenderedPageBreak/>
             <w:t>2.</w:t>
@@ -4543,6 +4898,7 @@
           <w:r>
             <w:t>s</w:t>
           </w:r>
+          <w:bookmarkEnd w:id="20"/>
         </w:p>
         <w:p>
           <w:pPr>
@@ -4877,9 +5233,11 @@
           <w:pPr>
             <w:pStyle w:val="Titre2"/>
           </w:pPr>
+          <w:bookmarkStart w:id="21" w:name="_Toc218607406"/>
           <w:r>
             <w:t>Conclusion</w:t>
           </w:r>
+          <w:bookmarkEnd w:id="21"/>
         </w:p>
         <w:p>
           <w:pPr>
@@ -18009,8 +18367,10 @@
     <w:rsid w:val="0042027E"/>
     <w:rsid w:val="00425F65"/>
     <w:rsid w:val="004C2F8F"/>
+    <w:rsid w:val="00834D1B"/>
     <w:rsid w:val="00945F68"/>
     <w:rsid w:val="00B07709"/>
+    <w:rsid w:val="00F8341B"/>
   </w:rsids>
   <m:mathPr>
     <m:mathFont m:val="Cambria Math"/>
